--- a/Manuscript.docx
+++ b/Manuscript.docx
@@ -6517,8 +6517,8 @@
           <w:noProof/>
         </w:rPr>
         <w:drawing>
-          <wp:inline distT="0" distB="0" distL="0" distR="0" wp14:anchorId="775A36AD" wp14:editId="355F20CA">
-            <wp:extent cx="5948363" cy="3476542"/>
+          <wp:inline distT="0" distB="0" distL="0" distR="0" wp14:anchorId="775A36AD" wp14:editId="131BE66A">
+            <wp:extent cx="5829300" cy="3643313"/>
             <wp:effectExtent l="0" t="0" r="0" b="0"/>
             <wp:docPr id="1826939019" name="Picture 2"/>
             <wp:cNvGraphicFramePr>
@@ -6528,7 +6528,7 @@
               <a:graphicData uri="http://schemas.openxmlformats.org/drawingml/2006/picture">
                 <pic:pic xmlns:pic="http://schemas.openxmlformats.org/drawingml/2006/picture">
                   <pic:nvPicPr>
-                    <pic:cNvPr id="1826939019" name="Picture 1826939019"/>
+                    <pic:cNvPr id="1826939019" name="Picture 2"/>
                     <pic:cNvPicPr/>
                   </pic:nvPicPr>
                   <pic:blipFill>
@@ -6546,7 +6546,7 @@
                   <pic:spPr>
                     <a:xfrm>
                       <a:off x="0" y="0"/>
-                      <a:ext cx="5958894" cy="3482697"/>
+                      <a:ext cx="5836646" cy="3647904"/>
                     </a:xfrm>
                     <a:prstGeom prst="rect">
                       <a:avLst/>
@@ -6675,10 +6675,7 @@
         <w:t>(B)</w:t>
       </w:r>
       <w:r>
-        <w:t xml:space="preserve"> </w:t>
-      </w:r>
-      <w:r>
-        <w:t>Chao1 diversity was significantly different across frequency of using a school latrine (</w:t>
+        <w:t xml:space="preserve"> Chao1 diversity was significantly different across frequency of using a school latrine (</w:t>
       </w:r>
       <w:r>
         <w:rPr>
@@ -6720,10 +6717,7 @@
         <w:t>.</w:t>
       </w:r>
       <w:r>
-        <w:t>033). Differences in Shannon diversity did not reach traditional levels of statistical significance.</w:t>
-      </w:r>
-      <w:r>
-        <w:t xml:space="preserve"> </w:t>
+        <w:t xml:space="preserve">033). Differences in Shannon diversity did not reach traditional levels of statistical significance. </w:t>
       </w:r>
       <w:r>
         <w:rPr>
@@ -6733,10 +6727,7 @@
         <w:t>(C)</w:t>
       </w:r>
       <w:r>
-        <w:t xml:space="preserve"> C</w:t>
-      </w:r>
-      <w:r>
-        <w:t>hildren older than 12 had significantly higher Chao1 diversity (</w:t>
+        <w:t xml:space="preserve"> Children older than 12 had significantly higher Chao1 diversity (</w:t>
       </w:r>
       <w:r>
         <w:rPr>
@@ -6820,10 +6811,7 @@
         <w:t>.</w:t>
       </w:r>
       <w:r>
-        <w:t>015) Shannon diversity.</w:t>
-      </w:r>
-      <w:r>
-        <w:t xml:space="preserve"> </w:t>
+        <w:t xml:space="preserve">015) Shannon diversity. </w:t>
       </w:r>
       <w:r>
         <w:rPr>
@@ -6833,10 +6821,7 @@
         <w:t>(D)</w:t>
       </w:r>
       <w:r>
-        <w:t xml:space="preserve"> </w:t>
-      </w:r>
-      <w:r>
-        <w:t>Children heavier than or equal to 40 kg had significantly greater Chao1 diversity (</w:t>
+        <w:t xml:space="preserve"> Children heavier than or equal to 40 kg had significantly greater Chao1 diversity (</w:t>
       </w:r>
       <w:r>
         <w:rPr>
@@ -6948,9 +6933,9 @@
           <w:noProof/>
         </w:rPr>
         <w:drawing>
-          <wp:inline distT="0" distB="0" distL="0" distR="0" wp14:anchorId="58683B4A" wp14:editId="31B76DF6">
-            <wp:extent cx="5943784" cy="2547336"/>
-            <wp:effectExtent l="0" t="0" r="0" b="0"/>
+          <wp:inline distT="0" distB="0" distL="0" distR="0" wp14:anchorId="58683B4A" wp14:editId="3B464D9A">
+            <wp:extent cx="5943784" cy="2547335"/>
+            <wp:effectExtent l="0" t="0" r="0" b="5715"/>
             <wp:docPr id="794" name="Picture 794"/>
             <wp:cNvGraphicFramePr/>
             <a:graphic xmlns:a="http://schemas.openxmlformats.org/drawingml/2006/main">
@@ -6961,180 +6946,7 @@
                     <pic:cNvPicPr/>
                   </pic:nvPicPr>
                   <pic:blipFill>
-                    <a:blip r:embed="rId57"/>
-                    <a:stretch>
-                      <a:fillRect/>
-                    </a:stretch>
-                  </pic:blipFill>
-                  <pic:spPr>
-                    <a:xfrm>
-                      <a:off x="0" y="0"/>
-                      <a:ext cx="5943784" cy="2547336"/>
-                    </a:xfrm>
-                    <a:prstGeom prst="rect">
-                      <a:avLst/>
-                    </a:prstGeom>
-                  </pic:spPr>
-                </pic:pic>
-              </a:graphicData>
-            </a:graphic>
-          </wp:inline>
-        </w:drawing>
-      </w:r>
-    </w:p>
-    <w:p>
-      <w:pPr>
-        <w:spacing w:line="258" w:lineRule="auto"/>
-        <w:ind w:left="-15" w:right="518" w:firstLine="0"/>
-      </w:pPr>
-      <w:r>
-        <w:t>Figure 5: We calculated the beta diversity between groups of children who had kitchens made of dust/mud or cement. Beta diversity measures the difference in species composition between different groups and then</w:t>
-      </w:r>
-      <w:r>
-        <w:t xml:space="preserve"> we</w:t>
-      </w:r>
-      <w:r>
-        <w:t xml:space="preserve"> plotted each group on a </w:t>
-      </w:r>
-      <w:proofErr w:type="spellStart"/>
-      <w:r>
-        <w:t>PCoA</w:t>
-      </w:r>
-      <w:proofErr w:type="spellEnd"/>
-      <w:r>
-        <w:t xml:space="preserve"> plot. A </w:t>
-      </w:r>
-      <w:proofErr w:type="spellStart"/>
-      <w:r>
-        <w:t>PCoA</w:t>
-      </w:r>
-      <w:proofErr w:type="spellEnd"/>
-      <w:r>
-        <w:t xml:space="preserve"> plot uses ordination to place an individual microbiome along two axes, with each axis representing a percentage of variation in diversity accounted for. The groups are then outlined with a 95% confidence interval ellipse. A PERMANOVA test of centroids and dispersion of the ellipses was used to assess differences in beta diversity between the two groups across two distance metrics (Jaccard &amp; Bray-Curtis). Both distance metrics gave statistically significant beta diversity differences between the two groups (Jaccard: </w:t>
-      </w:r>
-      <w:r>
-        <w:rPr>
-          <w:i/>
-        </w:rPr>
-        <w:t xml:space="preserve">p </w:t>
-      </w:r>
-      <w:r>
-        <w:t>= 0</w:t>
-      </w:r>
-      <w:r>
-        <w:rPr>
-          <w:i/>
-        </w:rPr>
-        <w:t>.</w:t>
-      </w:r>
-      <w:r>
-        <w:t xml:space="preserve">003, </w:t>
-      </w:r>
-      <w:r>
-        <w:rPr>
-          <w:i/>
-        </w:rPr>
-        <w:t>R</w:t>
-      </w:r>
-      <w:r>
-        <w:rPr>
-          <w:vertAlign w:val="superscript"/>
-        </w:rPr>
-        <w:t xml:space="preserve">2 </w:t>
-      </w:r>
-      <w:r>
-        <w:t>= 0</w:t>
-      </w:r>
-      <w:r>
-        <w:rPr>
-          <w:i/>
-        </w:rPr>
-        <w:t>.</w:t>
-      </w:r>
-      <w:r>
-        <w:t xml:space="preserve">013, Bray-Curtis: </w:t>
-      </w:r>
-      <w:r>
-        <w:rPr>
-          <w:i/>
-        </w:rPr>
-        <w:t xml:space="preserve">p </w:t>
-      </w:r>
-      <w:r>
-        <w:t>= 0</w:t>
-      </w:r>
-      <w:r>
-        <w:rPr>
-          <w:i/>
-        </w:rPr>
-        <w:t>.</w:t>
-      </w:r>
-      <w:r>
-        <w:t xml:space="preserve">007, </w:t>
-      </w:r>
-      <w:r>
-        <w:rPr>
-          <w:i/>
-        </w:rPr>
-        <w:t>R</w:t>
-      </w:r>
-      <w:r>
-        <w:rPr>
-          <w:vertAlign w:val="superscript"/>
-        </w:rPr>
-        <w:t xml:space="preserve">2 </w:t>
-      </w:r>
-      <w:r>
-        <w:t>= 0</w:t>
-      </w:r>
-      <w:r>
-        <w:rPr>
-          <w:i/>
-        </w:rPr>
-        <w:t>.</w:t>
-      </w:r>
-      <w:r>
-        <w:t>016).</w:t>
-      </w:r>
-    </w:p>
-    <w:p>
-      <w:pPr>
-        <w:pStyle w:val="Heading2"/>
-        <w:spacing w:after="49"/>
-        <w:ind w:left="598" w:hanging="613"/>
-      </w:pPr>
-      <w:r>
-        <w:lastRenderedPageBreak/>
-        <w:t>Differential Abundance</w:t>
-      </w:r>
-    </w:p>
-    <w:p>
-      <w:pPr>
-        <w:spacing w:after="238" w:line="259" w:lineRule="auto"/>
-        <w:ind w:right="0" w:firstLine="0"/>
-        <w:jc w:val="left"/>
-      </w:pPr>
-      <w:r>
-        <w:rPr>
-          <w:noProof/>
-        </w:rPr>
-        <w:drawing>
-          <wp:inline distT="0" distB="0" distL="0" distR="0" wp14:anchorId="5C8C9A9E" wp14:editId="6B4D1C4C">
-            <wp:extent cx="5910263" cy="6718075"/>
-            <wp:effectExtent l="0" t="0" r="0" b="6985"/>
-            <wp:docPr id="1366629821" name="Picture 3"/>
-            <wp:cNvGraphicFramePr>
-              <a:graphicFrameLocks xmlns:a="http://schemas.openxmlformats.org/drawingml/2006/main" noChangeAspect="1"/>
-            </wp:cNvGraphicFramePr>
-            <a:graphic xmlns:a="http://schemas.openxmlformats.org/drawingml/2006/main">
-              <a:graphicData uri="http://schemas.openxmlformats.org/drawingml/2006/picture">
-                <pic:pic xmlns:pic="http://schemas.openxmlformats.org/drawingml/2006/picture">
-                  <pic:nvPicPr>
-                    <pic:cNvPr id="1366629821" name="Picture 3"/>
-                    <pic:cNvPicPr/>
-                  </pic:nvPicPr>
-                  <pic:blipFill>
-                    <a:blip r:embed="rId58">
+                    <a:blip r:embed="rId57" cstate="print">
                       <a:extLst>
                         <a:ext uri="{28A0092B-C50C-407E-A947-70E740481C1C}">
                           <a14:useLocalDpi xmlns:a14="http://schemas.microsoft.com/office/drawing/2010/main" val="0"/>
@@ -7148,7 +6960,7 @@
                   <pic:spPr>
                     <a:xfrm>
                       <a:off x="0" y="0"/>
-                      <a:ext cx="5916093" cy="6724702"/>
+                      <a:ext cx="5943784" cy="2547335"/>
                     </a:xfrm>
                     <a:prstGeom prst="rect">
                       <a:avLst/>
@@ -7163,6 +6975,185 @@
     </w:p>
     <w:p>
       <w:pPr>
+        <w:spacing w:line="258" w:lineRule="auto"/>
+        <w:ind w:left="-15" w:right="518" w:firstLine="0"/>
+      </w:pPr>
+      <w:r>
+        <w:t>Figure 5: We calculated the beta diversity between groups of children who had kitchens made of dust/mud or cement. Beta diversity measures the difference in species composition between different groups and then</w:t>
+      </w:r>
+      <w:r>
+        <w:t xml:space="preserve"> we</w:t>
+      </w:r>
+      <w:r>
+        <w:t xml:space="preserve"> plotted each group on a </w:t>
+      </w:r>
+      <w:proofErr w:type="spellStart"/>
+      <w:r>
+        <w:t>PCoA</w:t>
+      </w:r>
+      <w:proofErr w:type="spellEnd"/>
+      <w:r>
+        <w:t xml:space="preserve"> plot. A </w:t>
+      </w:r>
+      <w:proofErr w:type="spellStart"/>
+      <w:r>
+        <w:t>PCoA</w:t>
+      </w:r>
+      <w:proofErr w:type="spellEnd"/>
+      <w:r>
+        <w:t xml:space="preserve"> plot uses ordination to place an individual microbiome along two axes, with each axis representing a percentage of variation in diversity accounted for. The groups are then outlined with a 95% confidence interval ellipse. A PERMANOVA test of centroids and dispersion of the ellipses was used to assess differences in beta diversity between the two groups across two distance metrics (Jaccard &amp; Bray-Curtis). Both distance metrics gave statistically significant beta diversity differences between the two groups (Jaccard: </w:t>
+      </w:r>
+      <w:r>
+        <w:rPr>
+          <w:i/>
+        </w:rPr>
+        <w:t xml:space="preserve">p </w:t>
+      </w:r>
+      <w:r>
+        <w:t>= 0</w:t>
+      </w:r>
+      <w:r>
+        <w:rPr>
+          <w:i/>
+        </w:rPr>
+        <w:t>.</w:t>
+      </w:r>
+      <w:r>
+        <w:t xml:space="preserve">003, </w:t>
+      </w:r>
+      <w:r>
+        <w:rPr>
+          <w:i/>
+        </w:rPr>
+        <w:t>R</w:t>
+      </w:r>
+      <w:r>
+        <w:rPr>
+          <w:vertAlign w:val="superscript"/>
+        </w:rPr>
+        <w:t xml:space="preserve">2 </w:t>
+      </w:r>
+      <w:r>
+        <w:t>= 0</w:t>
+      </w:r>
+      <w:r>
+        <w:rPr>
+          <w:i/>
+        </w:rPr>
+        <w:t>.</w:t>
+      </w:r>
+      <w:r>
+        <w:t xml:space="preserve">013, Bray-Curtis: </w:t>
+      </w:r>
+      <w:r>
+        <w:rPr>
+          <w:i/>
+        </w:rPr>
+        <w:t xml:space="preserve">p </w:t>
+      </w:r>
+      <w:r>
+        <w:t>= 0</w:t>
+      </w:r>
+      <w:r>
+        <w:rPr>
+          <w:i/>
+        </w:rPr>
+        <w:t>.</w:t>
+      </w:r>
+      <w:r>
+        <w:t xml:space="preserve">007, </w:t>
+      </w:r>
+      <w:r>
+        <w:rPr>
+          <w:i/>
+        </w:rPr>
+        <w:t>R</w:t>
+      </w:r>
+      <w:r>
+        <w:rPr>
+          <w:vertAlign w:val="superscript"/>
+        </w:rPr>
+        <w:t xml:space="preserve">2 </w:t>
+      </w:r>
+      <w:r>
+        <w:t>= 0</w:t>
+      </w:r>
+      <w:r>
+        <w:rPr>
+          <w:i/>
+        </w:rPr>
+        <w:t>.</w:t>
+      </w:r>
+      <w:r>
+        <w:t>016).</w:t>
+      </w:r>
+    </w:p>
+    <w:p>
+      <w:pPr>
+        <w:pStyle w:val="Heading2"/>
+        <w:spacing w:after="49"/>
+        <w:ind w:left="598" w:hanging="613"/>
+      </w:pPr>
+      <w:r>
+        <w:lastRenderedPageBreak/>
+        <w:t>Differential Abundance</w:t>
+      </w:r>
+    </w:p>
+    <w:p>
+      <w:pPr>
+        <w:spacing w:after="238" w:line="259" w:lineRule="auto"/>
+        <w:ind w:right="0" w:firstLine="0"/>
+        <w:jc w:val="left"/>
+      </w:pPr>
+      <w:r>
+        <w:rPr>
+          <w:noProof/>
+        </w:rPr>
+        <w:drawing>
+          <wp:inline distT="0" distB="0" distL="0" distR="0" wp14:anchorId="5C8C9A9E" wp14:editId="305801B5">
+            <wp:extent cx="5916093" cy="4141265"/>
+            <wp:effectExtent l="0" t="0" r="8890" b="0"/>
+            <wp:docPr id="1366629821" name="Picture 3"/>
+            <wp:cNvGraphicFramePr>
+              <a:graphicFrameLocks xmlns:a="http://schemas.openxmlformats.org/drawingml/2006/main" noChangeAspect="1"/>
+            </wp:cNvGraphicFramePr>
+            <a:graphic xmlns:a="http://schemas.openxmlformats.org/drawingml/2006/main">
+              <a:graphicData uri="http://schemas.openxmlformats.org/drawingml/2006/picture">
+                <pic:pic xmlns:pic="http://schemas.openxmlformats.org/drawingml/2006/picture">
+                  <pic:nvPicPr>
+                    <pic:cNvPr id="1366629821" name="Picture 3"/>
+                    <pic:cNvPicPr/>
+                  </pic:nvPicPr>
+                  <pic:blipFill>
+                    <a:blip r:embed="rId58" cstate="print">
+                      <a:extLst>
+                        <a:ext uri="{28A0092B-C50C-407E-A947-70E740481C1C}">
+                          <a14:useLocalDpi xmlns:a14="http://schemas.microsoft.com/office/drawing/2010/main" val="0"/>
+                        </a:ext>
+                      </a:extLst>
+                    </a:blip>
+                    <a:stretch>
+                      <a:fillRect/>
+                    </a:stretch>
+                  </pic:blipFill>
+                  <pic:spPr>
+                    <a:xfrm>
+                      <a:off x="0" y="0"/>
+                      <a:ext cx="5916093" cy="4141265"/>
+                    </a:xfrm>
+                    <a:prstGeom prst="rect">
+                      <a:avLst/>
+                    </a:prstGeom>
+                  </pic:spPr>
+                </pic:pic>
+              </a:graphicData>
+            </a:graphic>
+          </wp:inline>
+        </w:drawing>
+      </w:r>
+    </w:p>
+    <w:p>
+      <w:pPr>
         <w:spacing w:after="254" w:line="264" w:lineRule="auto"/>
         <w:ind w:left="-15" w:right="518" w:firstLine="0"/>
       </w:pPr>
@@ -7182,22 +7173,7 @@
         <w:t>, with boxplots shown on the left</w:t>
       </w:r>
       <w:r>
-        <w:t xml:space="preserve">. </w:t>
-      </w:r>
-      <w:r>
-        <w:t>On the right is the</w:t>
-      </w:r>
-      <w:r>
-        <w:t xml:space="preserve"> </w:t>
-      </w:r>
-      <w:r>
-        <w:t>genera highlighted on a volcano plot showing differential abundance effect size (x-axis) and p-value (y-axis, higher = lower p-value).</w:t>
-      </w:r>
-      <w:r>
-        <w:t xml:space="preserve"> </w:t>
-      </w:r>
-      <w:r>
-        <w:t xml:space="preserve">Genera with Benjamini-Hochberg adjusted p-values </w:t>
+        <w:t xml:space="preserve">. On the right is the genera highlighted on a volcano plot showing differential abundance effect size (x-axis) and p-value (y-axis, higher = lower p-value). Genera with Benjamini-Hochberg adjusted p-values </w:t>
       </w:r>
       <w:r>
         <w:rPr>
@@ -7206,10 +7182,7 @@
         <w:t xml:space="preserve">&lt; </w:t>
       </w:r>
       <w:r>
-        <w:t>0.15 were filtered</w:t>
-      </w:r>
-      <w:r>
-        <w:t xml:space="preserve">. </w:t>
+        <w:t xml:space="preserve">0.15 were filtered. </w:t>
       </w:r>
       <w:r>
         <w:rPr>
@@ -7285,11 +7258,7 @@
         <w:t>.</w:t>
       </w:r>
       <w:r>
-        <w:t xml:space="preserve">059) than </w:t>
-      </w:r>
-      <w:r>
-        <w:lastRenderedPageBreak/>
-        <w:t xml:space="preserve">children who always used soap. Also, children who sometimes/never used soap after using a toilet had significantly greater abundance of </w:t>
+        <w:t xml:space="preserve">059) than children who always used soap. Also, children who sometimes/never used soap after using a toilet had significantly greater abundance of </w:t>
       </w:r>
       <w:r>
         <w:rPr>
@@ -7371,10 +7340,7 @@
         <w:t>(B</w:t>
       </w:r>
       <w:r>
-        <w:t xml:space="preserve">) </w:t>
-      </w:r>
-      <w:r>
-        <w:t xml:space="preserve">Children who never used the school latrine compared to children who sometimes/always used the school latrine had higher abundance of </w:t>
+        <w:t xml:space="preserve">) Children who never used the school latrine compared to children who sometimes/always used the school latrine had higher abundance of </w:t>
       </w:r>
       <w:r>
         <w:rPr>
@@ -7575,10 +7541,7 @@
         <w:t>.</w:t>
       </w:r>
       <w:r>
-        <w:t>124). None of the values remained statistically significant after adjustment.</w:t>
-      </w:r>
-      <w:r>
-        <w:t xml:space="preserve"> </w:t>
+        <w:t xml:space="preserve">124). None of the values remained statistically significant after adjustment. </w:t>
       </w:r>
       <w:r>
         <w:rPr>
@@ -7588,10 +7551,7 @@
         <w:t>(C)</w:t>
       </w:r>
       <w:r>
-        <w:t xml:space="preserve"> </w:t>
-      </w:r>
-      <w:r>
-        <w:t xml:space="preserve">Children with kitchen cement floors had significantly higher abundance of </w:t>
+        <w:t xml:space="preserve"> Children with kitchen cement floors had significantly higher abundance of </w:t>
       </w:r>
       <w:r>
         <w:rPr>
@@ -7726,10 +7686,7 @@
         <w:t xml:space="preserve">marginally </w:t>
       </w:r>
       <w:r>
-        <w:t>significant after adjustment</w:t>
-      </w:r>
-      <w:r>
-        <w:t>.</w:t>
+        <w:t>significant after adjustment.</w:t>
       </w:r>
     </w:p>
     <w:sectPr>
@@ -8836,6 +8793,7 @@
   <w:style w:type="character" w:default="1" w:styleId="DefaultParagraphFont">
     <w:name w:val="Default Paragraph Font"/>
     <w:uiPriority w:val="1"/>
+    <w:semiHidden/>
     <w:unhideWhenUsed/>
   </w:style>
   <w:style w:type="table" w:default="1" w:styleId="TableNormal">

--- a/Manuscript.docx
+++ b/Manuscript.docx
@@ -476,7 +476,28 @@
         <w:ind w:left="-15" w:right="518"/>
       </w:pPr>
       <w:r>
-        <w:t xml:space="preserve">Study of the human gut-microbiome aims to characterize and analyze the relationship between the human host and the population of microorganisms inhabiting its gastrointestinal (GI) system. Primary interest is of the hundreds of billions of, mostly anaerobic, bacteria, unicellular eukaryotes, and other microorganisms in the human colon </w:t>
+        <w:t>The</w:t>
+      </w:r>
+      <w:r>
+        <w:t xml:space="preserve"> human gut</w:t>
+      </w:r>
+      <w:r>
+        <w:t xml:space="preserve"> </w:t>
+      </w:r>
+      <w:r>
+        <w:t xml:space="preserve">microbiome </w:t>
+      </w:r>
+      <w:r>
+        <w:t>is primarily described as the</w:t>
+      </w:r>
+      <w:r>
+        <w:t xml:space="preserve"> population of microorganisms inhabiting </w:t>
+      </w:r>
+      <w:r>
+        <w:t>the human</w:t>
+      </w:r>
+      <w:r>
+        <w:t xml:space="preserve"> gastrointestinal (GI) system. Primary interest is of the hundreds of billions of, mostly anaerobic, bacteria, unicellular eukaryotes, and other microorganisms in the human colon </w:t>
       </w:r>
       <w:r>
         <w:fldChar w:fldCharType="begin"/>
@@ -519,6 +540,30 @@
       </w:r>
       <w:r>
         <w:t>.</w:t>
+      </w:r>
+      <w:r>
+        <w:t xml:space="preserve"> Disruptions and alterations in the gut microbiome have clearly been linked to health function and disease </w:t>
+      </w:r>
+      <w:r>
+        <w:fldChar w:fldCharType="begin"/>
+      </w:r>
+      <w:r>
+        <w:instrText xml:space="preserve"> ADDIN EN.CITE &lt;EndNote&gt;&lt;Cite&gt;&lt;Author&gt;Zhang&lt;/Author&gt;&lt;Year&gt;2022&lt;/Year&gt;&lt;RecNum&gt;157&lt;/RecNum&gt;&lt;DisplayText&gt;(Zhang, 2022)&lt;/DisplayText&gt;&lt;record&gt;&lt;rec-number&gt;157&lt;/rec-number&gt;&lt;foreign-keys&gt;&lt;key app="EN" db-id="pt0e0vrzzsv9pse0rvkxzpwrttzdax5azxxz" timestamp="1793295686"&gt;157&lt;/key&gt;&lt;/foreign-keys&gt;&lt;ref-type name="Journal Article"&gt;17&lt;/ref-type&gt;&lt;contributors&gt;&lt;authors&gt;&lt;author&gt;Zhang, P.&lt;/author&gt;&lt;/authors&gt;&lt;/contributors&gt;&lt;auth-address&gt;Center for Integrative Conservation, Xishuangbanna Tropical Botanical Garden, Chinese Academy of Sciences, Menglun 666303, China.&lt;/auth-address&gt;&lt;titles&gt;&lt;title&gt;Influence of Foods and Nutrition on the Gut Microbiome and Implications for Intestinal Health&lt;/title&gt;&lt;secondary-title&gt;Int J Mol Sci&lt;/secondary-title&gt;&lt;/titles&gt;&lt;periodical&gt;&lt;full-title&gt;Int J Mol Sci&lt;/full-title&gt;&lt;/periodical&gt;&lt;volume&gt;23&lt;/volume&gt;&lt;number&gt;17&lt;/number&gt;&lt;edition&gt;20220824&lt;/edition&gt;&lt;keywords&gt;&lt;keyword&gt;Diet&lt;/keyword&gt;&lt;keyword&gt;*Gastrointestinal Microbiome&lt;/keyword&gt;&lt;keyword&gt;Humans&lt;/keyword&gt;&lt;keyword&gt;*Inflammatory Bowel Diseases/metabolism&lt;/keyword&gt;&lt;keyword&gt;Nutritional Status&lt;/keyword&gt;&lt;keyword&gt;Ibd&lt;/keyword&gt;&lt;keyword&gt;colitis&lt;/keyword&gt;&lt;keyword&gt;dietary fats&lt;/keyword&gt;&lt;keyword&gt;dietary fiber&lt;/keyword&gt;&lt;keyword&gt;dietary protein&lt;/keyword&gt;&lt;keyword&gt;foods&lt;/keyword&gt;&lt;keyword&gt;gut microbiome&lt;/keyword&gt;&lt;keyword&gt;gut microbiota&lt;/keyword&gt;&lt;keyword&gt;intestinal health&lt;/keyword&gt;&lt;keyword&gt;nutrition&lt;/keyword&gt;&lt;/keywords&gt;&lt;dates&gt;&lt;year&gt;2022&lt;/year&gt;&lt;pub-dates&gt;&lt;date&gt;Aug 24&lt;/date&gt;&lt;/pub-dates&gt;&lt;/dates&gt;&lt;isbn&gt;1422-0067 (Electronic)&amp;#xD;1422-0067 (Linking)&lt;/isbn&gt;&lt;accession-num&gt;36076980&lt;/accession-num&gt;&lt;urls&gt;&lt;/urls&gt;&lt;custom1&gt;The author declares no conflict of interest.&lt;/custom1&gt;&lt;custom2&gt;PMC9455721&lt;/custom2&gt;&lt;electronic-resource-num&gt;10.3390/ijms23179588&lt;/electronic-resource-num&gt;&lt;remote-database-name&gt;Medline&lt;/remote-database-name&gt;&lt;remote-database-provider&gt;NLM&lt;/remote-database-provider&gt;&lt;/record&gt;&lt;/Cite&gt;&lt;/EndNote&gt;</w:instrText>
+      </w:r>
+      <w:r>
+        <w:fldChar w:fldCharType="separate"/>
+      </w:r>
+      <w:r>
+        <w:rPr>
+          <w:noProof/>
+        </w:rPr>
+        <w:t>(Zhang, 2022)</w:t>
+      </w:r>
+      <w:r>
+        <w:fldChar w:fldCharType="end"/>
+      </w:r>
+      <w:r>
+        <w:t xml:space="preserve">. </w:t>
       </w:r>
     </w:p>
     <w:p>
@@ -548,7 +593,13 @@
         <w:fldChar w:fldCharType="end"/>
       </w:r>
       <w:r>
-        <w:t>. Common factors studied include diet, air pollutants, pet ownership, and smoking, as done in a large analysis of a Dutch population by Gacesa et al.</w:t>
+        <w:t xml:space="preserve">. Common factors studied include diet, </w:t>
+      </w:r>
+      <w:r>
+        <w:t xml:space="preserve">medication, </w:t>
+      </w:r>
+      <w:r>
+        <w:t>air pollutants, pet ownership, and smoking, as done in a large analysis of a Dutch population by Gacesa et al.</w:t>
       </w:r>
       <w:r>
         <w:t xml:space="preserve"> </w:t>
@@ -692,7 +743,11 @@
         <w:fldChar w:fldCharType="end"/>
       </w:r>
       <w:r>
-        <w:t xml:space="preserve">. This difference is exacerbated by wealth quintile </w:t>
+        <w:t xml:space="preserve">. This difference is </w:t>
+      </w:r>
+      <w:r>
+        <w:lastRenderedPageBreak/>
+        <w:t xml:space="preserve">exacerbated by wealth quintile </w:t>
       </w:r>
       <w:r>
         <w:fldChar w:fldCharType="begin"/>
@@ -713,11 +768,7 @@
         <w:fldChar w:fldCharType="end"/>
       </w:r>
       <w:r>
-        <w:t xml:space="preserve">. Microbes have been shown to be transmitted </w:t>
-      </w:r>
-      <w:r>
-        <w:lastRenderedPageBreak/>
-        <w:t xml:space="preserve">through the air via substrates such as pollen and dust, and the biodiversity of the area can affect that transmission </w:t>
+        <w:t xml:space="preserve">. Microbes have been shown to be transmitted through the air via substrates such as pollen and dust, and the biodiversity of the area can affect that transmission </w:t>
       </w:r>
       <w:r>
         <w:fldChar w:fldCharType="begin"/>
@@ -1230,7 +1281,15 @@
         <w:t>°</w:t>
       </w:r>
       <w:r>
-        <w:t>C before being shipped to MR DNA molecular laboratory (MR DNA, TX, USA) for sequencing on the Illumina MiSeq platform following standard Illumina protocol. The raw FASTQ sequence data was demultiplexed using FASTQ Splitter 64 bit</w:t>
+        <w:t xml:space="preserve">C before being shipped to MR DNA molecular laboratory (MR DNA, TX, USA) for sequencing on the Illumina </w:t>
+      </w:r>
+      <w:proofErr w:type="spellStart"/>
+      <w:r>
+        <w:t>MiSeq</w:t>
+      </w:r>
+      <w:proofErr w:type="spellEnd"/>
+      <w:r>
+        <w:t xml:space="preserve"> platform following standard Illumina protocol. The raw FASTQ sequence data was demultiplexed using FASTQ Splitter 64 bit</w:t>
       </w:r>
     </w:p>
     <w:p>
@@ -1654,7 +1713,13 @@
         <w:fldChar w:fldCharType="end"/>
       </w:r>
       <w:r>
-        <w:t xml:space="preserve"> biodiversity indices. Tests of alpha diversity were done with Wilcoxon signed-rank tests for equality of medians</w:t>
+        <w:t xml:space="preserve"> biodiversity indices</w:t>
+      </w:r>
+      <w:r>
+        <w:t>, as is standard in microbiome literature</w:t>
+      </w:r>
+      <w:r>
+        <w:t>. Tests of alpha diversity were done with Wilcoxon signed-rank tests for equality of medians</w:t>
       </w:r>
       <w:r>
         <w:t xml:space="preserve"> </w:t>
@@ -1874,20 +1939,76 @@
         <w:fldChar w:fldCharType="end"/>
       </w:r>
       <w:r>
-        <w:t xml:space="preserve"> with the Benjamini-Hochberg </w:t>
-      </w:r>
-      <w:r>
+        <w:t xml:space="preserve"> with the Benjamini-Hochberg method of adjusting </w:t>
+      </w:r>
+      <w:r>
+        <w:rPr>
+          <w:i/>
+        </w:rPr>
+        <w:t>p</w:t>
+      </w:r>
+      <w:r>
+        <w:t>-values</w:t>
+      </w:r>
+      <w:r>
+        <w:t xml:space="preserve"> </w:t>
+      </w:r>
+      <w:r>
+        <w:fldChar w:fldCharType="begin"/>
+      </w:r>
+      <w:r>
+        <w:instrText xml:space="preserve"> ADDIN EN.CITE &lt;EndNote&gt;&lt;Cite&gt;&lt;Author&gt;Benjamini&lt;/Author&gt;&lt;Year&gt;1995&lt;/Year&gt;&lt;RecNum&gt;57&lt;/RecNum&gt;&lt;DisplayText&gt;(Benjamini &amp;amp; Hochberg, 1995)&lt;/DisplayText&gt;&lt;record&gt;&lt;rec-number&gt;57&lt;/rec-number&gt;&lt;foreign-keys&gt;&lt;key app="EN" db-id="pt0e0vrzzsv9pse0rvkxzpwrttzdax5azxxz" timestamp="1791227150"&gt;57&lt;/key&gt;&lt;/foreign-keys&gt;&lt;ref-type name="Journal Article"&gt;17&lt;/ref-type&gt;&lt;contributors&gt;&lt;authors&gt;&lt;author&gt;Benjamini, Yoav&lt;/author&gt;&lt;author&gt;Hochberg, Yosef&lt;/author&gt;&lt;/authors&gt;&lt;/contributors&gt;&lt;titles&gt;&lt;title&gt;Controlling the False Discovery Rate: A Practical and Powerful Approach to Multiple Testing&lt;/title&gt;&lt;secondary-title&gt;Journal of the Royal Statistical Society. Series B (Methodological)&lt;/secondary-title&gt;&lt;/titles&gt;&lt;periodical&gt;&lt;full-title&gt;Journal of the Royal Statistical Society. Series B (Methodological)&lt;/full-title&gt;&lt;/periodical&gt;&lt;pages&gt;289-300&lt;/pages&gt;&lt;volume&gt;57&lt;/volume&gt;&lt;number&gt;1&lt;/number&gt;&lt;dates&gt;&lt;year&gt;1995&lt;/year&gt;&lt;/dates&gt;&lt;publisher&gt;[Royal Statistical Society, Oxford University Press]&lt;/publisher&gt;&lt;isbn&gt;00359246&lt;/isbn&gt;&lt;urls&gt;&lt;related-urls&gt;&lt;url&gt;http://www.jstor.org/stable/2346101&lt;/url&gt;&lt;/related-urls&gt;&lt;/urls&gt;&lt;/record&gt;&lt;/Cite&gt;&lt;/EndNote&gt;</w:instrText>
+      </w:r>
+      <w:r>
+        <w:fldChar w:fldCharType="separate"/>
+      </w:r>
+      <w:r>
+        <w:rPr>
+          <w:noProof/>
+        </w:rPr>
+        <w:t xml:space="preserve">(Benjamini &amp; Hochberg, </w:t>
+      </w:r>
+      <w:r>
+        <w:rPr>
+          <w:noProof/>
+        </w:rPr>
         <w:lastRenderedPageBreak/>
-        <w:t xml:space="preserve">method of adjusting </w:t>
-      </w:r>
-      <w:r>
-        <w:rPr>
-          <w:i/>
+        <w:t>1995)</w:t>
+      </w:r>
+      <w:r>
+        <w:fldChar w:fldCharType="end"/>
+      </w:r>
+      <w:r>
+        <w:t xml:space="preserve">. </w:t>
+      </w:r>
+      <w:r>
+        <w:t xml:space="preserve"> Volcano plots showing effect size and </w:t>
+      </w:r>
+      <w:r>
+        <w:rPr>
+          <w:i/>
+          <w:iCs/>
         </w:rPr>
         <w:t>p</w:t>
       </w:r>
       <w:r>
-        <w:t>-values</w:t>
+        <w:t xml:space="preserve">-values across a series of Wilcoxon tests were done with the </w:t>
+      </w:r>
+      <w:r>
+        <w:rPr>
+          <w:i/>
+          <w:iCs/>
+        </w:rPr>
+        <w:t>Maaslin2</w:t>
+      </w:r>
+      <w:r>
+        <w:rPr>
+          <w:i/>
+        </w:rPr>
+        <w:t xml:space="preserve"> </w:t>
+      </w:r>
+      <w:r>
+        <w:t>package</w:t>
       </w:r>
       <w:r>
         <w:t xml:space="preserve"> </w:t>
@@ -1896,7 +2017,7 @@
         <w:fldChar w:fldCharType="begin"/>
       </w:r>
       <w:r>
-        <w:instrText xml:space="preserve"> ADDIN EN.CITE &lt;EndNote&gt;&lt;Cite&gt;&lt;Author&gt;Benjamini&lt;/Author&gt;&lt;Year&gt;1995&lt;/Year&gt;&lt;RecNum&gt;57&lt;/RecNum&gt;&lt;DisplayText&gt;(Benjamini &amp;amp; Hochberg, 1995)&lt;/DisplayText&gt;&lt;record&gt;&lt;rec-number&gt;57&lt;/rec-number&gt;&lt;foreign-keys&gt;&lt;key app="EN" db-id="pt0e0vrzzsv9pse0rvkxzpwrttzdax5azxxz" timestamp="1791227150"&gt;57&lt;/key&gt;&lt;/foreign-keys&gt;&lt;ref-type name="Journal Article"&gt;17&lt;/ref-type&gt;&lt;contributors&gt;&lt;authors&gt;&lt;author&gt;Benjamini, Yoav&lt;/author&gt;&lt;author&gt;Hochberg, Yosef&lt;/author&gt;&lt;/authors&gt;&lt;/contributors&gt;&lt;titles&gt;&lt;title&gt;Controlling the False Discovery Rate: A Practical and Powerful Approach to Multiple Testing&lt;/title&gt;&lt;secondary-title&gt;Journal of the Royal Statistical Society. Series B (Methodological)&lt;/secondary-title&gt;&lt;/titles&gt;&lt;periodical&gt;&lt;full-title&gt;Journal of the Royal Statistical Society. Series B (Methodological)&lt;/full-title&gt;&lt;/periodical&gt;&lt;pages&gt;289-300&lt;/pages&gt;&lt;volume&gt;57&lt;/volume&gt;&lt;number&gt;1&lt;/number&gt;&lt;dates&gt;&lt;year&gt;1995&lt;/year&gt;&lt;/dates&gt;&lt;publisher&gt;[Royal Statistical Society, Oxford University Press]&lt;/publisher&gt;&lt;isbn&gt;00359246&lt;/isbn&gt;&lt;urls&gt;&lt;related-urls&gt;&lt;url&gt;http://www.jstor.org/stable/2346101&lt;/url&gt;&lt;/related-urls&gt;&lt;/urls&gt;&lt;/record&gt;&lt;/Cite&gt;&lt;/EndNote&gt;</w:instrText>
+        <w:instrText xml:space="preserve"> ADDIN EN.CITE &lt;EndNote&gt;&lt;Cite&gt;&lt;Author&gt;Mallick&lt;/Author&gt;&lt;Year&gt;2020&lt;/Year&gt;&lt;RecNum&gt;63&lt;/RecNum&gt;&lt;DisplayText&gt;(Mallick et al., 2020)&lt;/DisplayText&gt;&lt;record&gt;&lt;rec-number&gt;63&lt;/rec-number&gt;&lt;foreign-keys&gt;&lt;key app="EN" db-id="pt0e0vrzzsv9pse0rvkxzpwrttzdax5azxxz" timestamp="1791227150"&gt;63&lt;/key&gt;&lt;/foreign-keys&gt;&lt;ref-type name="Report"&gt;27&lt;/ref-type&gt;&lt;contributors&gt;&lt;authors&gt;&lt;author&gt;Mallick, Himel&lt;/author&gt;&lt;author&gt;Rahnavard, Ali&lt;/author&gt;&lt;author&gt;McIver, Lauren J.&lt;/author&gt;&lt;/authors&gt;&lt;/contributors&gt;&lt;titles&gt;&lt;title&gt;MaAsLin 2: Multivariable Association in Population-scale Meta-omics Studies&lt;/title&gt;&lt;/titles&gt;&lt;dates&gt;&lt;year&gt;2020&lt;/year&gt;&lt;/dates&gt;&lt;urls&gt;&lt;related-urls&gt;&lt;url&gt;http://huttenhower.sph.harvard.edu/maaslin2&lt;/url&gt;&lt;/related-urls&gt;&lt;/urls&gt;&lt;/record&gt;&lt;/Cite&gt;&lt;/EndNote&gt;</w:instrText>
       </w:r>
       <w:r>
         <w:fldChar w:fldCharType="separate"/>
@@ -1905,66 +2026,16 @@
         <w:rPr>
           <w:noProof/>
         </w:rPr>
-        <w:t>(Benjamini &amp; Hochberg, 1995)</w:t>
+        <w:t>(Mallick et al., 2020)</w:t>
       </w:r>
       <w:r>
         <w:fldChar w:fldCharType="end"/>
       </w:r>
       <w:r>
-        <w:t xml:space="preserve">. </w:t>
-      </w:r>
-      <w:r>
-        <w:t xml:space="preserve"> Volcano plots showing effect size and </w:t>
-      </w:r>
-      <w:r>
-        <w:rPr>
-          <w:i/>
-          <w:iCs/>
-        </w:rPr>
-        <w:t>p</w:t>
-      </w:r>
-      <w:r>
-        <w:t xml:space="preserve">-values across a series of Wilcoxon tests were done with the </w:t>
-      </w:r>
-      <w:r>
-        <w:rPr>
-          <w:i/>
-          <w:iCs/>
-        </w:rPr>
-        <w:t>Maaslin2</w:t>
-      </w:r>
-      <w:r>
-        <w:rPr>
-          <w:i/>
-        </w:rPr>
-        <w:t xml:space="preserve"> </w:t>
-      </w:r>
-      <w:r>
-        <w:t>package</w:t>
-      </w:r>
-      <w:r>
-        <w:t xml:space="preserve"> </w:t>
-      </w:r>
-      <w:r>
-        <w:fldChar w:fldCharType="begin"/>
-      </w:r>
-      <w:r>
-        <w:instrText xml:space="preserve"> ADDIN EN.CITE &lt;EndNote&gt;&lt;Cite&gt;&lt;Author&gt;Mallick&lt;/Author&gt;&lt;Year&gt;2020&lt;/Year&gt;&lt;RecNum&gt;63&lt;/RecNum&gt;&lt;DisplayText&gt;(Mallick et al., 2020)&lt;/DisplayText&gt;&lt;record&gt;&lt;rec-number&gt;63&lt;/rec-number&gt;&lt;foreign-keys&gt;&lt;key app="EN" db-id="pt0e0vrzzsv9pse0rvkxzpwrttzdax5azxxz" timestamp="1791227150"&gt;63&lt;/key&gt;&lt;/foreign-keys&gt;&lt;ref-type name="Report"&gt;27&lt;/ref-type&gt;&lt;contributors&gt;&lt;authors&gt;&lt;author&gt;Mallick, Himel&lt;/author&gt;&lt;author&gt;Rahnavard, Ali&lt;/author&gt;&lt;author&gt;McIver, Lauren J.&lt;/author&gt;&lt;/authors&gt;&lt;/contributors&gt;&lt;titles&gt;&lt;title&gt;MaAsLin 2: Multivariable Association in Population-scale Meta-omics Studies&lt;/title&gt;&lt;/titles&gt;&lt;dates&gt;&lt;year&gt;2020&lt;/year&gt;&lt;/dates&gt;&lt;urls&gt;&lt;related-urls&gt;&lt;url&gt;http://huttenhower.sph.harvard.edu/maaslin2&lt;/url&gt;&lt;/related-urls&gt;&lt;/urls&gt;&lt;/record&gt;&lt;/Cite&gt;&lt;/EndNote&gt;</w:instrText>
-      </w:r>
-      <w:r>
-        <w:fldChar w:fldCharType="separate"/>
-      </w:r>
-      <w:r>
-        <w:rPr>
-          <w:noProof/>
-        </w:rPr>
-        <w:t>(Mallick et al., 2020)</w:t>
-      </w:r>
-      <w:r>
-        <w:fldChar w:fldCharType="end"/>
-      </w:r>
-      <w:r>
         <w:t>.</w:t>
+      </w:r>
+      <w:r>
+        <w:t xml:space="preserve"> All statistical tests were performed solely with the diversity or abundance metrics and the variable of interest with no other confounding factors. </w:t>
       </w:r>
     </w:p>
     <w:p>
@@ -2062,7 +2133,13 @@
         <w:t xml:space="preserve"> about their life.</w:t>
       </w:r>
       <w:r>
-        <w:t xml:space="preserve"> Most children were between the ages of 10-13 (51%), and there were more girls (59%) than boys (41%). Detailed characteristics of the study population can be found in Table 1.</w:t>
+        <w:t xml:space="preserve"> Most children were between the ages of 10-13 (51%), and there were more girls (59%) than boys (41%). Detailed characteristics of the study population can be found in Table </w:t>
+      </w:r>
+      <w:r>
+        <w:t>S</w:t>
+      </w:r>
+      <w:r>
+        <w:t>1.</w:t>
       </w:r>
       <w:r>
         <w:t xml:space="preserve"> </w:t>
@@ -2228,7 +2305,13 @@
         <w:t>.</w:t>
       </w:r>
       <w:r>
-        <w:t>051) (Figure 1).</w:t>
+        <w:t>051) (Figure 1</w:t>
+      </w:r>
+      <w:r>
+        <w:t>A</w:t>
+      </w:r>
+      <w:r>
+        <w:t>).</w:t>
       </w:r>
       <w:r>
         <w:t xml:space="preserve"> </w:t>
@@ -2276,7 +2359,17 @@
         <w:t>.</w:t>
       </w:r>
       <w:r>
-        <w:t>033) (Figure 2). Comparisons across Shannon</w:t>
+        <w:t xml:space="preserve">033) (Figure </w:t>
+      </w:r>
+      <w:r>
+        <w:t>1B</w:t>
+      </w:r>
+      <w:r>
+        <w:t xml:space="preserve">). Comparisons </w:t>
+      </w:r>
+      <w:r>
+        <w:lastRenderedPageBreak/>
+        <w:t>across Shannon</w:t>
       </w:r>
       <w:r>
         <w:t xml:space="preserve"> </w:t>
@@ -2288,11 +2381,7 @@
         <w:t xml:space="preserve"> </w:t>
       </w:r>
       <w:r>
-        <w:t xml:space="preserve">We also compared </w:t>
-      </w:r>
-      <w:r>
-        <w:lastRenderedPageBreak/>
-        <w:t>children older than 12 years old to children 12 years old or younger, and found that children older than 12 years old had significantly higher Chao1 diversity (</w:t>
+        <w:t>We also compared children older than 12 years old to children 12 years old or younger, and found that children older than 12 years old had significantly higher Chao1 diversity (</w:t>
       </w:r>
       <w:r>
         <w:rPr>
@@ -2382,7 +2471,10 @@
         <w:t xml:space="preserve"> </w:t>
       </w:r>
       <w:r>
-        <w:t>3).</w:t>
+        <w:t>1C</w:t>
+      </w:r>
+      <w:r>
+        <w:t>).</w:t>
       </w:r>
       <w:r>
         <w:t xml:space="preserve"> </w:t>
@@ -2478,7 +2570,10 @@
         <w:t xml:space="preserve"> </w:t>
       </w:r>
       <w:r>
-        <w:t>4).</w:t>
+        <w:t>1D</w:t>
+      </w:r>
+      <w:r>
+        <w:t>).</w:t>
       </w:r>
     </w:p>
     <w:p>
@@ -2598,7 +2693,13 @@
         <w:t>.</w:t>
       </w:r>
       <w:r>
-        <w:t>016) distance metrics (Figure 5).</w:t>
+        <w:t xml:space="preserve">016) distance metrics (Figure </w:t>
+      </w:r>
+      <w:r>
+        <w:t>2</w:t>
+      </w:r>
+      <w:r>
+        <w:t>).</w:t>
       </w:r>
     </w:p>
     <w:p>
@@ -2754,7 +2855,13 @@
         <w:t xml:space="preserve"> </w:t>
       </w:r>
       <w:r>
-        <w:t>(Figure 6).</w:t>
+        <w:t xml:space="preserve">(Figure </w:t>
+      </w:r>
+      <w:r>
+        <w:t>3A</w:t>
+      </w:r>
+      <w:r>
+        <w:t>).</w:t>
       </w:r>
       <w:r>
         <w:t xml:space="preserve"> </w:t>
@@ -3003,7 +3110,13 @@
         <w:t>.</w:t>
       </w:r>
       <w:r>
-        <w:t>124) (Figure 7).</w:t>
+        <w:t xml:space="preserve">124) (Figure </w:t>
+      </w:r>
+      <w:r>
+        <w:t>3B</w:t>
+      </w:r>
+      <w:r>
+        <w:t>).</w:t>
       </w:r>
       <w:r>
         <w:t xml:space="preserve"> </w:t>
@@ -3229,7 +3342,13 @@
         <w:t>.</w:t>
       </w:r>
       <w:r>
-        <w:t>097) (Figure 8).</w:t>
+        <w:t xml:space="preserve">097) (Figure </w:t>
+      </w:r>
+      <w:r>
+        <w:t>3C</w:t>
+      </w:r>
+      <w:r>
+        <w:t>).</w:t>
       </w:r>
     </w:p>
     <w:p>
@@ -3788,28 +3907,34 @@
       <w:r>
         <w:t xml:space="preserve">Across schools, there </w:t>
       </w:r>
+      <w:r>
+        <w:t>were</w:t>
+      </w:r>
+      <w:r>
+        <w:t xml:space="preserve"> usually </w:t>
+      </w:r>
+      <w:r>
+        <w:t>only one</w:t>
+      </w:r>
+      <w:r>
+        <w:t xml:space="preserve"> to two</w:t>
+      </w:r>
+      <w:r>
+        <w:t xml:space="preserve"> </w:t>
+      </w:r>
+      <w:r>
+        <w:t xml:space="preserve">latrines </w:t>
+      </w:r>
+      <w:r>
+        <w:t xml:space="preserve">available </w:t>
+      </w:r>
       <w:proofErr w:type="gramStart"/>
       <w:r>
-        <w:t>was</w:t>
+        <w:t>per</w:t>
       </w:r>
       <w:proofErr w:type="gramEnd"/>
       <w:r>
-        <w:t xml:space="preserve"> usually </w:t>
-      </w:r>
-      <w:r>
-        <w:t>only one</w:t>
-      </w:r>
-      <w:r>
-        <w:t xml:space="preserve"> to two</w:t>
-      </w:r>
-      <w:r>
-        <w:t xml:space="preserve"> </w:t>
-      </w:r>
-      <w:r>
-        <w:t xml:space="preserve">latrines </w:t>
-      </w:r>
-      <w:r>
-        <w:t xml:space="preserve">available per one hundred </w:t>
+        <w:t xml:space="preserve"> one hundred </w:t>
       </w:r>
       <w:r>
         <w:lastRenderedPageBreak/>
@@ -6439,14 +6564,50 @@
     <w:p>
       <w:pPr>
         <w:pStyle w:val="EndNoteBibliography"/>
+        <w:spacing w:after="0"/>
         <w:ind w:left="720" w:hanging="720"/>
       </w:pPr>
       <w:r>
-        <w:t xml:space="preserve">Zhernakova, A., Kurilshikov, A., Bonder, M. J., Tigchelaar, E. F., Schirmer, M., Vatanen, T., Mujagic, Z., Vila, A. V., Falony, G., Vieira-Silva, S., Wang, J., Imhann, F., Brandsma, E., Jankipersadsing, S. A., </w:t>
-      </w:r>
+        <w:t xml:space="preserve">Zhang, P. (2022). Influence of Foods and Nutrition on the Gut Microbiome and Implications for Intestinal Health. </w:t>
+      </w:r>
+      <w:r>
+        <w:rPr>
+          <w:i/>
+        </w:rPr>
+        <w:t>Int J Mol Sci</w:t>
+      </w:r>
+      <w:r>
+        <w:t>,</w:t>
+      </w:r>
+      <w:r>
+        <w:rPr>
+          <w:i/>
+        </w:rPr>
+        <w:t xml:space="preserve"> 23</w:t>
+      </w:r>
+      <w:r>
+        <w:t xml:space="preserve">(17). </w:t>
+      </w:r>
+      <w:hyperlink r:id="rId55" w:history="1">
+        <w:r>
+          <w:rPr>
+            <w:rStyle w:val="Hyperlink"/>
+          </w:rPr>
+          <w:t>https://doi.org/10.3390/ijms23179588</w:t>
+        </w:r>
+      </w:hyperlink>
+      <w:r>
+        <w:t xml:space="preserve"> </w:t>
+      </w:r>
+    </w:p>
+    <w:p>
+      <w:pPr>
+        <w:pStyle w:val="EndNoteBibliography"/>
+        <w:ind w:left="720" w:hanging="720"/>
+      </w:pPr>
       <w:r>
         <w:lastRenderedPageBreak/>
-        <w:t xml:space="preserve">Joossens, M., Cenit, M. C., Deelen, P., Swertz, M. A., Weersma, R. K.,…Fu, J. (2016). Population-based metagenomics analysis reveals markers for gut microbiome composition and diversity. </w:t>
+        <w:t xml:space="preserve">Zhernakova, A., Kurilshikov, A., Bonder, M. J., Tigchelaar, E. F., Schirmer, M., Vatanen, T., Mujagic, Z., Vila, A. V., Falony, G., Vieira-Silva, S., Wang, J., Imhann, F., Brandsma, E., Jankipersadsing, S. A., Joossens, M., Cenit, M. C., Deelen, P., Swertz, M. A., Weersma, R. K.,…Fu, J. (2016). Population-based metagenomics analysis reveals markers for gut microbiome composition and diversity. </w:t>
       </w:r>
       <w:r>
         <w:rPr>
@@ -6466,7 +6627,7 @@
       <w:r>
         <w:t xml:space="preserve">(6285), 565-569. </w:t>
       </w:r>
-      <w:hyperlink r:id="rId55" w:history="1">
+      <w:hyperlink r:id="rId56" w:history="1">
         <w:r>
           <w:rPr>
             <w:rStyle w:val="Hyperlink"/>
@@ -6532,7 +6693,7 @@
                     <pic:cNvPicPr/>
                   </pic:nvPicPr>
                   <pic:blipFill>
-                    <a:blip r:embed="rId56" cstate="print">
+                    <a:blip r:embed="rId57" cstate="print">
                       <a:extLst>
                         <a:ext uri="{28A0092B-C50C-407E-A947-70E740481C1C}">
                           <a14:useLocalDpi xmlns:a14="http://schemas.microsoft.com/office/drawing/2010/main" val="0"/>
@@ -6946,7 +7107,7 @@
                     <pic:cNvPicPr/>
                   </pic:nvPicPr>
                   <pic:blipFill>
-                    <a:blip r:embed="rId57" cstate="print">
+                    <a:blip r:embed="rId58" cstate="print">
                       <a:extLst>
                         <a:ext uri="{28A0092B-C50C-407E-A947-70E740481C1C}">
                           <a14:useLocalDpi xmlns:a14="http://schemas.microsoft.com/office/drawing/2010/main" val="0"/>
@@ -6979,7 +7140,13 @@
         <w:ind w:left="-15" w:right="518" w:firstLine="0"/>
       </w:pPr>
       <w:r>
-        <w:t>Figure 5: We calculated the beta diversity between groups of children who had kitchens made of dust/mud or cement. Beta diversity measures the difference in species composition between different groups and then</w:t>
+        <w:t xml:space="preserve">Figure </w:t>
+      </w:r>
+      <w:r>
+        <w:t>2</w:t>
+      </w:r>
+      <w:r>
+        <w:t>: We calculated the beta diversity between groups of children who had kitchens made of dust/mud or cement. Beta diversity measures the difference in species composition between different groups and then</w:t>
       </w:r>
       <w:r>
         <w:t xml:space="preserve"> we</w:t>
@@ -7125,7 +7292,7 @@
                     <pic:cNvPicPr/>
                   </pic:nvPicPr>
                   <pic:blipFill>
-                    <a:blip r:embed="rId58" cstate="print">
+                    <a:blip r:embed="rId59" cstate="print">
                       <a:extLst>
                         <a:ext uri="{28A0092B-C50C-407E-A947-70E740481C1C}">
                           <a14:useLocalDpi xmlns:a14="http://schemas.microsoft.com/office/drawing/2010/main" val="0"/>
@@ -7158,7 +7325,13 @@
         <w:ind w:left="-15" w:right="518" w:firstLine="0"/>
       </w:pPr>
       <w:r>
-        <w:t xml:space="preserve">Figure 6: We performed Wilcoxon signed rank tests </w:t>
+        <w:t xml:space="preserve">Figure </w:t>
+      </w:r>
+      <w:r>
+        <w:t>3</w:t>
+      </w:r>
+      <w:r>
+        <w:t xml:space="preserve">: We performed Wilcoxon signed rank tests </w:t>
       </w:r>
       <w:r>
         <w:t xml:space="preserve">and Kruskal-Wallis tests </w:t>
@@ -7690,9 +7863,9 @@
       </w:r>
     </w:p>
     <w:sectPr>
-      <w:footerReference w:type="even" r:id="rId59"/>
-      <w:footerReference w:type="default" r:id="rId60"/>
-      <w:footerReference w:type="first" r:id="rId61"/>
+      <w:footerReference w:type="even" r:id="rId60"/>
+      <w:footerReference w:type="default" r:id="rId61"/>
+      <w:footerReference w:type="first" r:id="rId62"/>
       <w:pgSz w:w="12240" w:h="15840"/>
       <w:pgMar w:top="1440" w:right="907" w:bottom="1423" w:left="1440" w:header="720" w:footer="800" w:gutter="0"/>
       <w:cols w:space="720"/>
@@ -8793,7 +8966,6 @@
   <w:style w:type="character" w:default="1" w:styleId="DefaultParagraphFont">
     <w:name w:val="Default Paragraph Font"/>
     <w:uiPriority w:val="1"/>
-    <w:semiHidden/>
     <w:unhideWhenUsed/>
   </w:style>
   <w:style w:type="table" w:default="1" w:styleId="TableNormal">
